--- a/古文今讀61-70.docx
+++ b/古文今讀61-70.docx
@@ -504,7 +504,7 @@
                 <w:sz w:val="20"/>
                 <w:szCs w:val="20"/>
               </w:rPr>
-              <w:t xml:space="preserve">二蟲盡「為」所吞（補充）</w:t>
+              <w:t xml:space="preserve">二蟲盡「為」（ㄨㄟˊ）所吞（補充）</w:t>
             </w:r>
           </w:p>
         </w:tc>
@@ -1412,7 +1412,7 @@
                 <w:sz w:val="20"/>
                 <w:szCs w:val="20"/>
               </w:rPr>
-              <w:t xml:space="preserve">比喻虛構的事物容易編造，真實常見的事物反而難以描摹得逼真傳神。（第61課）</w:t>
+              <w:t xml:space="preserve">比喻虛構或沒人見過的事物容易描繪，而真實且熟悉的事物需要極深的功底才能精準呈現。（第61課）</w:t>
             </w:r>
           </w:p>
         </w:tc>
@@ -2178,7 +2178,7 @@
           <w:sz w:val="22"/>
           <w:szCs w:val="22"/>
         </w:rPr>
-        <w:t xml:space="preserve">補充：「畫鬼容易畫人難」——比喻虛構的事物容易編造，真實常見的事物反而難以描摹得逼真傳神。</w:t>
+        <w:t xml:space="preserve">補充：「畫鬼容易畫人難」——比喻虛構或沒人見過的事物容易描繪，而真實且熟悉的事物需要極深的功底才能精準呈現。</w:t>
       </w:r>
     </w:p>
     <w:p>
@@ -8071,7 +8071,7 @@
                 <w:sz w:val="20"/>
                 <w:szCs w:val="20"/>
               </w:rPr>
-              <w:t xml:space="preserve">畫鬼容易畫人難：虛構的事物容易編造，真實常見的事物反而難以描摹得逼真傳神。</w:t>
+              <w:t xml:space="preserve">畫鬼容易畫人難：虛構或沒人見過的事物容易描繪，而真實且熟悉的事物需要極深的功底才能精準呈現。</w:t>
             </w:r>
           </w:p>
         </w:tc>

--- a/古文今讀61-70.docx
+++ b/古文今讀61-70.docx
@@ -3629,20 +3629,20 @@
           <w:sz w:val="22"/>
           <w:szCs w:val="22"/>
         </w:rPr>
-        <w:t xml:space="preserve">原文：王勃所至，請託為文，金帛豐積，人謂心織而口織。每屬稿，必先磨墨數升，則酣飲，引被覆面而臥；及寤，援筆成篇，不易一字，時人謂之「腹稿」。</w:t>
-      </w:r>
-    </w:p>
-    <w:p>
-      <w:pPr>
-        <w:spacing w:after="100"/>
-      </w:pPr>
-      <w:r>
-        <w:rPr>
-          <w:rFonts w:ascii="標楷體" w:cs="標楷體" w:eastAsia="標楷體" w:hAnsi="標楷體"/>
-          <w:sz w:val="22"/>
-          <w:szCs w:val="22"/>
-        </w:rPr>
-        <w:t xml:space="preserve">語譯：王勃所到之處，人們常請託他寫文章，因此金銀綢緞收穫豐富，人們稱他是「心裡織錦、口中吐繡」。他每次要動筆寫文章前，一定先磨好幾升的墨，然後開懷暢飲，拉起被子蒙頭而睡；一覺醒來，提筆一氣呵成，文不加點，一個字都不必修改，當時人稱這種寫作方式為「腹稿」。</w:t>
+        <w:t xml:space="preserve">原文：王勃所至，請託為文，金帛豐積，人謂心織舌耕。每屬稿，必先磨墨數升，則酣飲，引被覆面而臥；及寤，援筆成篇，不易一字，時人謂之「腹稿」。</w:t>
+      </w:r>
+    </w:p>
+    <w:p>
+      <w:pPr>
+        <w:spacing w:after="100"/>
+      </w:pPr>
+      <w:r>
+        <w:rPr>
+          <w:rFonts w:ascii="標楷體" w:cs="標楷體" w:eastAsia="標楷體" w:hAnsi="標楷體"/>
+          <w:sz w:val="22"/>
+          <w:szCs w:val="22"/>
+        </w:rPr>
+        <w:t xml:space="preserve">語譯：王勃所到之處，人們常請託他寫文章，因此金銀綢緞收穫豐富，人們稱他是「心織舌耕」，比喻他靠寫作維生，才思猶如耕作般勤奮而豐收。他每次要動筆寫文章前，一定先磨好幾升的墨，然後開懷暢飲，拉起被子蒙頭而睡；一覺醒來，提筆一氣呵成，文不加點，一個字都不必修改，當時人稱這種寫作方式為「腹稿」。</w:t>
       </w:r>
     </w:p>
     <w:p>
@@ -6356,20 +6356,20 @@
           <w:sz w:val="22"/>
           <w:szCs w:val="22"/>
         </w:rPr>
-        <w:t xml:space="preserve">2. 鄭谷建議把哪個字改掉？</w:t>
-      </w:r>
-    </w:p>
-    <w:p>
-      <w:pPr>
-        <w:spacing w:after="100"/>
-      </w:pPr>
-      <w:r>
-        <w:rPr>
-          <w:rFonts w:ascii="標楷體" w:cs="標楷體" w:eastAsia="標楷體" w:hAnsi="標楷體"/>
-          <w:sz w:val="22"/>
-          <w:szCs w:val="22"/>
-        </w:rPr>
-        <w:t xml:space="preserve">(A) 前　(B) 深　(C) 數　(D) 昨</w:t>
+        <w:t xml:space="preserve">2. 齊己聽了鄭谷的建議後，反應是？</w:t>
+      </w:r>
+    </w:p>
+    <w:p>
+      <w:pPr>
+        <w:spacing w:after="100"/>
+      </w:pPr>
+      <w:r>
+        <w:rPr>
+          <w:rFonts w:ascii="標楷體" w:cs="標楷體" w:eastAsia="標楷體" w:hAnsi="標楷體"/>
+          <w:sz w:val="22"/>
+          <w:szCs w:val="22"/>
+        </w:rPr>
+        <w:t xml:space="preserve">(A) 生氣反駁，不肯接受　(B) 十分驚喜，忍不住行禮拜謝　(C) 毫不在意，沒有回應　(D) 立刻離開，不再往來</w:t>
       </w:r>
     </w:p>
     <w:p>
@@ -6916,20 +6916,20 @@
           <w:sz w:val="22"/>
           <w:szCs w:val="22"/>
         </w:rPr>
-        <w:t xml:space="preserve">4. 「心織而口織」是形容王勃：</w:t>
-      </w:r>
-    </w:p>
-    <w:p>
-      <w:pPr>
-        <w:spacing w:after="100"/>
-      </w:pPr>
-      <w:r>
-        <w:rPr>
-          <w:rFonts w:ascii="標楷體" w:cs="標楷體" w:eastAsia="標楷體" w:hAnsi="標楷體"/>
-          <w:sz w:val="22"/>
-          <w:szCs w:val="22"/>
-        </w:rPr>
-        <w:t xml:space="preserve">(A) 擅長織布刺繡　(B) 文思巧妙如同織錦刺繡般細膩　(C) 口才極差　(D) 不擅寫作</w:t>
+        <w:t xml:space="preserve">4. 「心織舌耕」是形容王勃：</w:t>
+      </w:r>
+    </w:p>
+    <w:p>
+      <w:pPr>
+        <w:spacing w:after="100"/>
+      </w:pPr>
+      <w:r>
+        <w:rPr>
+          <w:rFonts w:ascii="標楷體" w:cs="標楷體" w:eastAsia="標楷體" w:hAnsi="標楷體"/>
+          <w:sz w:val="22"/>
+          <w:szCs w:val="22"/>
+        </w:rPr>
+        <w:t xml:space="preserve">(A) 擅長織布刺繡　(B) 文思巧妙，靠寫作維生如同耕作般辛勤豐收　(C) 口才極差　(D) 不擅寫作</w:t>
       </w:r>
     </w:p>
     <w:p>
@@ -8454,7 +8454,7 @@
                 <w:sz w:val="20"/>
                 <w:szCs w:val="20"/>
               </w:rPr>
-              <w:t xml:space="preserve">62－2．C</w:t>
+              <w:t xml:space="preserve">62－2．B</w:t>
             </w:r>
           </w:p>
         </w:tc>
@@ -8469,7 +8469,7 @@
                 <w:sz w:val="20"/>
                 <w:szCs w:val="20"/>
               </w:rPr>
-              <w:t xml:space="preserve">鄭谷認為「數枝非早也」，建議改為「一枝」。</w:t>
+              <w:t xml:space="preserve">「齊己矍然，不覺兼三禮拜」，齊己聽了十分驚喜，忍不住多次行禮。</w:t>
             </w:r>
           </w:p>
         </w:tc>
@@ -9167,7 +9167,7 @@
                 <w:sz w:val="20"/>
                 <w:szCs w:val="20"/>
               </w:rPr>
-              <w:t xml:space="preserve">比喻王勃文思巧妙，如同織錦刺繡般精緻動人。</w:t>
+              <w:t xml:space="preserve">心織舌耕：比喻王勃靠寫作維生，才思猶如耕作般勤奮而豐收。</w:t>
             </w:r>
           </w:p>
         </w:tc>

--- a/古文今讀61-70.docx
+++ b/古文今讀61-70.docx
@@ -1833,6 +1833,356 @@
           </w:p>
         </w:tc>
       </w:tr>
+      <w:tr>
+        <w:tc>
+          <w:tcPr>
+            <w:tcW w:type="dxa" w:w="2000"/>
+            <w:shd w:fill="E5F2EE" w:val="clear"/>
+          </w:tcPr>
+          <w:p>
+            <w:r>
+              <w:rPr>
+                <w:rFonts w:ascii="標楷體" w:cs="標楷體" w:eastAsia="標楷體" w:hAnsi="標楷體"/>
+                <w:b/>
+                <w:bCs/>
+                <w:sz w:val="20"/>
+                <w:szCs w:val="20"/>
+              </w:rPr>
+              <w:t xml:space="preserve">沉魚落雁</w:t>
+            </w:r>
+          </w:p>
+        </w:tc>
+        <w:tc>
+          <w:tcPr>
+            <w:tcW w:type="dxa" w:w="7360"/>
+          </w:tcPr>
+          <w:p>
+            <w:r>
+              <w:rPr>
+                <w:rFonts w:ascii="標楷體" w:cs="標楷體" w:eastAsia="標楷體" w:hAnsi="標楷體"/>
+                <w:sz w:val="20"/>
+                <w:szCs w:val="20"/>
+              </w:rPr>
+              <w:t xml:space="preserve">形容女子容貌美好，使魚沉入水底、雁降落沙洲。（第64課，補充）</w:t>
+            </w:r>
+          </w:p>
+        </w:tc>
+      </w:tr>
+      <w:tr>
+        <w:tc>
+          <w:tcPr>
+            <w:tcW w:type="dxa" w:w="2000"/>
+            <w:shd w:fill="E5F2EE" w:val="clear"/>
+          </w:tcPr>
+          <w:p>
+            <w:r>
+              <w:rPr>
+                <w:rFonts w:ascii="標楷體" w:cs="標楷體" w:eastAsia="標楷體" w:hAnsi="標楷體"/>
+                <w:b/>
+                <w:bCs/>
+                <w:sz w:val="20"/>
+                <w:szCs w:val="20"/>
+              </w:rPr>
+              <w:t xml:space="preserve">閉月羞花</w:t>
+            </w:r>
+          </w:p>
+        </w:tc>
+        <w:tc>
+          <w:tcPr>
+            <w:tcW w:type="dxa" w:w="7360"/>
+          </w:tcPr>
+          <w:p>
+            <w:r>
+              <w:rPr>
+                <w:rFonts w:ascii="標楷體" w:cs="標楷體" w:eastAsia="標楷體" w:hAnsi="標楷體"/>
+                <w:sz w:val="20"/>
+                <w:szCs w:val="20"/>
+              </w:rPr>
+              <w:t xml:space="preserve">形容女子容貌美麗，使月亮躲藏、花朵羞愧。（第64課，補充）</w:t>
+            </w:r>
+          </w:p>
+        </w:tc>
+      </w:tr>
+      <w:tr>
+        <w:tc>
+          <w:tcPr>
+            <w:tcW w:type="dxa" w:w="2000"/>
+            <w:shd w:fill="E5F2EE" w:val="clear"/>
+          </w:tcPr>
+          <w:p>
+            <w:r>
+              <w:rPr>
+                <w:rFonts w:ascii="標楷體" w:cs="標楷體" w:eastAsia="標楷體" w:hAnsi="標楷體"/>
+                <w:b/>
+                <w:bCs/>
+                <w:sz w:val="20"/>
+                <w:szCs w:val="20"/>
+              </w:rPr>
+              <w:t xml:space="preserve">傾國傾城</w:t>
+            </w:r>
+          </w:p>
+        </w:tc>
+        <w:tc>
+          <w:tcPr>
+            <w:tcW w:type="dxa" w:w="7360"/>
+          </w:tcPr>
+          <w:p>
+            <w:r>
+              <w:rPr>
+                <w:rFonts w:ascii="標楷體" w:cs="標楷體" w:eastAsia="標楷體" w:hAnsi="標楷體"/>
+                <w:sz w:val="20"/>
+                <w:szCs w:val="20"/>
+              </w:rPr>
+              <w:t xml:space="preserve">形容女子容貌極為美麗，使全國人都為之傾倒愛慕。（第64課，補充）</w:t>
+            </w:r>
+          </w:p>
+        </w:tc>
+      </w:tr>
+      <w:tr>
+        <w:tc>
+          <w:tcPr>
+            <w:tcW w:type="dxa" w:w="2000"/>
+            <w:shd w:fill="E5F2EE" w:val="clear"/>
+          </w:tcPr>
+          <w:p>
+            <w:r>
+              <w:rPr>
+                <w:rFonts w:ascii="標楷體" w:cs="標楷體" w:eastAsia="標楷體" w:hAnsi="標楷體"/>
+                <w:b/>
+                <w:bCs/>
+                <w:sz w:val="20"/>
+                <w:szCs w:val="20"/>
+              </w:rPr>
+              <w:t xml:space="preserve">國色天香</w:t>
+            </w:r>
+          </w:p>
+        </w:tc>
+        <w:tc>
+          <w:tcPr>
+            <w:tcW w:type="dxa" w:w="7360"/>
+          </w:tcPr>
+          <w:p>
+            <w:r>
+              <w:rPr>
+                <w:rFonts w:ascii="標楷體" w:cs="標楷體" w:eastAsia="標楷體" w:hAnsi="標楷體"/>
+                <w:sz w:val="20"/>
+                <w:szCs w:val="20"/>
+              </w:rPr>
+              <w:t xml:space="preserve">形容女子容貌美麗高貴，如牡丹花一般。（第64課，補充）</w:t>
+            </w:r>
+          </w:p>
+        </w:tc>
+      </w:tr>
+      <w:tr>
+        <w:tc>
+          <w:tcPr>
+            <w:tcW w:type="dxa" w:w="2000"/>
+            <w:shd w:fill="E5F2EE" w:val="clear"/>
+          </w:tcPr>
+          <w:p>
+            <w:r>
+              <w:rPr>
+                <w:rFonts w:ascii="標楷體" w:cs="標楷體" w:eastAsia="標楷體" w:hAnsi="標楷體"/>
+                <w:b/>
+                <w:bCs/>
+                <w:sz w:val="20"/>
+                <w:szCs w:val="20"/>
+              </w:rPr>
+              <w:t xml:space="preserve">匹夫之勇</w:t>
+            </w:r>
+          </w:p>
+        </w:tc>
+        <w:tc>
+          <w:tcPr>
+            <w:tcW w:type="dxa" w:w="7360"/>
+          </w:tcPr>
+          <w:p>
+            <w:r>
+              <w:rPr>
+                <w:rFonts w:ascii="標楷體" w:cs="標楷體" w:eastAsia="標楷體" w:hAnsi="標楷體"/>
+                <w:sz w:val="20"/>
+                <w:szCs w:val="20"/>
+              </w:rPr>
+              <w:t xml:space="preserve">指不用智謀，只憑一己血氣之勇。（第65課，補充）</w:t>
+            </w:r>
+          </w:p>
+        </w:tc>
+      </w:tr>
+      <w:tr>
+        <w:tc>
+          <w:tcPr>
+            <w:tcW w:type="dxa" w:w="2000"/>
+            <w:shd w:fill="E5F2EE" w:val="clear"/>
+          </w:tcPr>
+          <w:p>
+            <w:r>
+              <w:rPr>
+                <w:rFonts w:ascii="標楷體" w:cs="標楷體" w:eastAsia="標楷體" w:hAnsi="標楷體"/>
+                <w:b/>
+                <w:bCs/>
+                <w:sz w:val="20"/>
+                <w:szCs w:val="20"/>
+              </w:rPr>
+              <w:t xml:space="preserve">班門弄斧</w:t>
+            </w:r>
+          </w:p>
+        </w:tc>
+        <w:tc>
+          <w:tcPr>
+            <w:tcW w:type="dxa" w:w="7360"/>
+          </w:tcPr>
+          <w:p>
+            <w:r>
+              <w:rPr>
+                <w:rFonts w:ascii="標楷體" w:cs="標楷體" w:eastAsia="標楷體" w:hAnsi="標楷體"/>
+                <w:sz w:val="20"/>
+                <w:szCs w:val="20"/>
+              </w:rPr>
+              <w:t xml:space="preserve">在巧匠魯班門前賣弄使用斧頭的技術，比喻在行家面前賣弄本事，不自量力。（第65課，補充）</w:t>
+            </w:r>
+          </w:p>
+        </w:tc>
+      </w:tr>
+      <w:tr>
+        <w:tc>
+          <w:tcPr>
+            <w:tcW w:type="dxa" w:w="2000"/>
+            <w:shd w:fill="E5F2EE" w:val="clear"/>
+          </w:tcPr>
+          <w:p>
+            <w:r>
+              <w:rPr>
+                <w:rFonts w:ascii="標楷體" w:cs="標楷體" w:eastAsia="標楷體" w:hAnsi="標楷體"/>
+                <w:b/>
+                <w:bCs/>
+                <w:sz w:val="20"/>
+                <w:szCs w:val="20"/>
+              </w:rPr>
+              <w:t xml:space="preserve">香餌之下必有懸魚</w:t>
+            </w:r>
+          </w:p>
+        </w:tc>
+        <w:tc>
+          <w:tcPr>
+            <w:tcW w:type="dxa" w:w="7360"/>
+          </w:tcPr>
+          <w:p>
+            <w:r>
+              <w:rPr>
+                <w:rFonts w:ascii="標楷體" w:cs="標楷體" w:eastAsia="標楷體" w:hAnsi="標楷體"/>
+                <w:sz w:val="20"/>
+                <w:szCs w:val="20"/>
+              </w:rPr>
+              <w:t xml:space="preserve">比喻只要有利可圖，必定有人願意冒險嘗試。（第67課，補充）</w:t>
+            </w:r>
+          </w:p>
+        </w:tc>
+      </w:tr>
+      <w:tr>
+        <w:tc>
+          <w:tcPr>
+            <w:tcW w:type="dxa" w:w="2000"/>
+            <w:shd w:fill="E5F2EE" w:val="clear"/>
+          </w:tcPr>
+          <w:p>
+            <w:r>
+              <w:rPr>
+                <w:rFonts w:ascii="標楷體" w:cs="標楷體" w:eastAsia="標楷體" w:hAnsi="標楷體"/>
+                <w:b/>
+                <w:bCs/>
+                <w:sz w:val="20"/>
+                <w:szCs w:val="20"/>
+              </w:rPr>
+              <w:t xml:space="preserve">鷸蚌相爭，漁翁得利</w:t>
+            </w:r>
+          </w:p>
+        </w:tc>
+        <w:tc>
+          <w:tcPr>
+            <w:tcW w:type="dxa" w:w="7360"/>
+          </w:tcPr>
+          <w:p>
+            <w:r>
+              <w:rPr>
+                <w:rFonts w:ascii="標楷體" w:cs="標楷體" w:eastAsia="標楷體" w:hAnsi="標楷體"/>
+                <w:sz w:val="20"/>
+                <w:szCs w:val="20"/>
+              </w:rPr>
+              <w:t xml:space="preserve">比喻雙方爭執不下，反而讓第三者從中得利。（第67課，補充）</w:t>
+            </w:r>
+          </w:p>
+        </w:tc>
+      </w:tr>
+      <w:tr>
+        <w:tc>
+          <w:tcPr>
+            <w:tcW w:type="dxa" w:w="2000"/>
+            <w:shd w:fill="E5F2EE" w:val="clear"/>
+          </w:tcPr>
+          <w:p>
+            <w:r>
+              <w:rPr>
+                <w:rFonts w:ascii="標楷體" w:cs="標楷體" w:eastAsia="標楷體" w:hAnsi="標楷體"/>
+                <w:b/>
+                <w:bCs/>
+                <w:sz w:val="20"/>
+                <w:szCs w:val="20"/>
+              </w:rPr>
+              <w:t xml:space="preserve">不入虎穴，焉得虎子</w:t>
+            </w:r>
+          </w:p>
+        </w:tc>
+        <w:tc>
+          <w:tcPr>
+            <w:tcW w:type="dxa" w:w="7360"/>
+          </w:tcPr>
+          <w:p>
+            <w:r>
+              <w:rPr>
+                <w:rFonts w:ascii="標楷體" w:cs="標楷體" w:eastAsia="標楷體" w:hAnsi="標楷體"/>
+                <w:sz w:val="20"/>
+                <w:szCs w:val="20"/>
+              </w:rPr>
+              <w:t xml:space="preserve">比喻不冒險犯難，就無法獲得成功。（第67課，補充）</w:t>
+            </w:r>
+          </w:p>
+        </w:tc>
+      </w:tr>
+      <w:tr>
+        <w:tc>
+          <w:tcPr>
+            <w:tcW w:type="dxa" w:w="2000"/>
+            <w:shd w:fill="E5F2EE" w:val="clear"/>
+          </w:tcPr>
+          <w:p>
+            <w:r>
+              <w:rPr>
+                <w:rFonts w:ascii="標楷體" w:cs="標楷體" w:eastAsia="標楷體" w:hAnsi="標楷體"/>
+                <w:b/>
+                <w:bCs/>
+                <w:sz w:val="20"/>
+                <w:szCs w:val="20"/>
+              </w:rPr>
+              <w:t xml:space="preserve">不經一事，不長一智</w:t>
+            </w:r>
+          </w:p>
+        </w:tc>
+        <w:tc>
+          <w:tcPr>
+            <w:tcW w:type="dxa" w:w="7360"/>
+          </w:tcPr>
+          <w:p>
+            <w:r>
+              <w:rPr>
+                <w:rFonts w:ascii="標楷體" w:cs="標楷體" w:eastAsia="標楷體" w:hAnsi="標楷體"/>
+                <w:sz w:val="20"/>
+                <w:szCs w:val="20"/>
+              </w:rPr>
+              <w:t xml:space="preserve">不經歷一件事，就不能增長一分智慧。（第67課，補充）</w:t>
+            </w:r>
+          </w:p>
+        </w:tc>
+      </w:tr>
     </w:tbl>
     <w:p>
       <w:r>
@@ -2441,7 +2791,7 @@
           <w:sz w:val="22"/>
           <w:szCs w:val="22"/>
         </w:rPr>
-        <w:t xml:space="preserve">名句：疏影橫斜水清淺，暗香浮動月黃昏（林逋〈山園小梅〉）——疏淡的梅影橫斜映在清淺的池水裡，清幽的香氣在朦朧的月色中飄散。</w:t>
+        <w:t xml:space="preserve">名句：疏影橫斜水清淺，暗香浮動月黃昏（林逋〈山園小梅〉）——疏淡的梅影橫斜映在清淺的池水裡，清幽的香氣在朦朧的月色中飄散，是詠梅的千古名句。</w:t>
       </w:r>
     </w:p>
     <w:p>
@@ -2778,6 +3128,19 @@
       </w:r>
     </w:p>
     <w:p>
+      <w:pPr>
+        <w:spacing w:after="100"/>
+      </w:pPr>
+      <w:r>
+        <w:rPr>
+          <w:rFonts w:ascii="標楷體" w:cs="標楷體" w:eastAsia="標楷體" w:hAnsi="標楷體"/>
+          <w:sz w:val="22"/>
+          <w:szCs w:val="22"/>
+        </w:rPr>
+        <w:t xml:space="preserve">名句：登東山而小魯，登泰山而小天下（《孟子．盡心上》）——登上東山，就覺得魯國變小了；登上泰山，就覺得天下都變小了；比喻站得越高，眼界越開闊，看待事物的格局也越大，與孔子期許楚王胸襟更加寬廣的道理相通。</w:t>
+      </w:r>
+    </w:p>
+    <w:p>
       <w:r>
         <w:br w:type="page"/>
       </w:r>
@@ -3041,6 +3404,45 @@
       </w:r>
     </w:p>
     <w:p>
+      <w:pPr>
+        <w:spacing w:after="100"/>
+      </w:pPr>
+      <w:r>
+        <w:rPr>
+          <w:rFonts w:ascii="標楷體" w:cs="標楷體" w:eastAsia="標楷體" w:hAnsi="標楷體"/>
+          <w:sz w:val="22"/>
+          <w:szCs w:val="22"/>
+        </w:rPr>
+        <w:t xml:space="preserve">文章結構：先敘後議——先敘述西施顰眉與醜人效顰的故事經過，再以「彼知顰美，而不知顰之所以美」提出評議與觀點。</w:t>
+      </w:r>
+    </w:p>
+    <w:p>
+      <w:pPr>
+        <w:spacing w:after="100"/>
+      </w:pPr>
+      <w:r>
+        <w:rPr>
+          <w:rFonts w:ascii="標楷體" w:cs="標楷體" w:eastAsia="標楷體" w:hAnsi="標楷體"/>
+          <w:sz w:val="22"/>
+          <w:szCs w:val="22"/>
+        </w:rPr>
+        <w:t xml:space="preserve">補充：文言文第三人稱代詞——彼（他，指醜人，如「彼知顰美」）、其（他的／他，如「其里」「其里之富人」）。</w:t>
+      </w:r>
+    </w:p>
+    <w:p>
+      <w:pPr>
+        <w:spacing w:after="100"/>
+      </w:pPr>
+      <w:r>
+        <w:rPr>
+          <w:rFonts w:ascii="標楷體" w:cs="標楷體" w:eastAsia="標楷體" w:hAnsi="標楷體"/>
+          <w:sz w:val="22"/>
+          <w:szCs w:val="22"/>
+        </w:rPr>
+        <w:t xml:space="preserve">補充：形容女子容貌美麗的相關成語——沉魚落雁（形容女子容貌美好，使魚沉入水底、雁降落沙洲）、閉月羞花（形容女子容貌美麗，使月亮躲藏、花朵羞愧）、傾國傾城（形容女子容貌極為美麗，使全國人都為之傾倒愛慕）、國色天香（形容女子容貌美麗高貴，如牡丹花一般）。</w:t>
+      </w:r>
+    </w:p>
+    <w:p>
       <w:r>
         <w:br w:type="page"/>
       </w:r>
@@ -3374,6 +3776,32 @@
       </w:r>
     </w:p>
     <w:p>
+      <w:pPr>
+        <w:spacing w:after="100"/>
+      </w:pPr>
+      <w:r>
+        <w:rPr>
+          <w:rFonts w:ascii="標楷體" w:cs="標楷體" w:eastAsia="標楷體" w:hAnsi="標楷體"/>
+          <w:sz w:val="22"/>
+          <w:szCs w:val="22"/>
+        </w:rPr>
+        <w:t xml:space="preserve">文章結構：先敘後議——先敘述宣王愛用強弓、被左右奉承的經過，再以「豈不悲哉」呈現作者對此事的評論與觀點。</w:t>
+      </w:r>
+    </w:p>
+    <w:p>
+      <w:pPr>
+        <w:spacing w:after="100"/>
+      </w:pPr>
+      <w:r>
+        <w:rPr>
+          <w:rFonts w:ascii="標楷體" w:cs="標楷體" w:eastAsia="標楷體" w:hAnsi="標楷體"/>
+          <w:sz w:val="22"/>
+          <w:szCs w:val="22"/>
+        </w:rPr>
+        <w:t xml:space="preserve">補充成語：匹夫之勇（指不用智謀，只憑一己血氣之勇）、班門弄斧（在巧匠魯班門前賣弄使用斧頭的技術，比喻在行家面前賣弄本事，不自量力）。</w:t>
+      </w:r>
+    </w:p>
+    <w:p>
       <w:r>
         <w:br w:type="page"/>
       </w:r>
@@ -3970,6 +4398,32 @@
       </w:r>
     </w:p>
     <w:p>
+      <w:pPr>
+        <w:spacing w:after="100"/>
+      </w:pPr>
+      <w:r>
+        <w:rPr>
+          <w:rFonts w:ascii="標楷體" w:cs="標楷體" w:eastAsia="標楷體" w:hAnsi="標楷體"/>
+          <w:sz w:val="22"/>
+          <w:szCs w:val="22"/>
+        </w:rPr>
+        <w:t xml:space="preserve">補充：文言文第二人稱代詞——汝、爾、子、若、君，都可譯為「你」。</w:t>
+      </w:r>
+    </w:p>
+    <w:p>
+      <w:pPr>
+        <w:spacing w:after="100"/>
+      </w:pPr>
+      <w:r>
+        <w:rPr>
+          <w:rFonts w:ascii="標楷體" w:cs="標楷體" w:eastAsia="標楷體" w:hAnsi="標楷體"/>
+          <w:sz w:val="22"/>
+          <w:szCs w:val="22"/>
+        </w:rPr>
+        <w:t xml:space="preserve">補充成語：香餌之下必有懸魚（比喻只要有利可圖，必定有人願意冒險嘗試）、鷸蚌相爭，漁翁得利（比喻雙方爭執不下，反而讓第三者從中得利）、不入虎穴，焉得虎子（比喻不冒險犯難，就無法獲得成功）、不經一事，不長一智（不經歷一件事，就不能增長一分智慧）。</w:t>
+      </w:r>
+    </w:p>
+    <w:p>
       <w:r>
         <w:br w:type="page"/>
       </w:r>
@@ -4507,7 +4961,77 @@
                 <w:sz w:val="20"/>
                 <w:szCs w:val="20"/>
               </w:rPr>
-              <w:t xml:space="preserve">幸好</w:t>
+              <w:t xml:space="preserve">幸虧、幸好</w:t>
+            </w:r>
+          </w:p>
+        </w:tc>
+      </w:tr>
+      <w:tr>
+        <w:tc>
+          <w:tcPr>
+            <w:tcW w:type="dxa" w:w="2000"/>
+            <w:shd w:fill="E5F2EE" w:val="clear"/>
+          </w:tcPr>
+          <w:p>
+            <w:r>
+              <w:rPr>
+                <w:rFonts w:ascii="標楷體" w:cs="標楷體" w:eastAsia="標楷體" w:hAnsi="標楷體"/>
+                <w:b/>
+                <w:bCs/>
+                <w:sz w:val="20"/>
+                <w:szCs w:val="20"/>
+              </w:rPr>
+              <w:t xml:space="preserve">意（通「臆」）</w:t>
+            </w:r>
+          </w:p>
+        </w:tc>
+        <w:tc>
+          <w:tcPr>
+            <w:tcW w:type="dxa" w:w="7360"/>
+          </w:tcPr>
+          <w:p>
+            <w:r>
+              <w:rPr>
+                <w:rFonts w:ascii="標楷體" w:cs="標楷體" w:eastAsia="標楷體" w:hAnsi="標楷體"/>
+                <w:sz w:val="20"/>
+                <w:szCs w:val="20"/>
+              </w:rPr>
+              <w:t xml:space="preserve">動詞，臆測、猜測（如：意其必大詬——猜想他一定會大罵）</w:t>
+            </w:r>
+          </w:p>
+        </w:tc>
+      </w:tr>
+      <w:tr>
+        <w:tc>
+          <w:tcPr>
+            <w:tcW w:type="dxa" w:w="2000"/>
+            <w:shd w:fill="E5F2EE" w:val="clear"/>
+          </w:tcPr>
+          <w:p>
+            <w:r>
+              <w:rPr>
+                <w:rFonts w:ascii="標楷體" w:cs="標楷體" w:eastAsia="標楷體" w:hAnsi="標楷體"/>
+                <w:b/>
+                <w:bCs/>
+                <w:sz w:val="20"/>
+                <w:szCs w:val="20"/>
+              </w:rPr>
+              <w:t xml:space="preserve">若</w:t>
+            </w:r>
+          </w:p>
+        </w:tc>
+        <w:tc>
+          <w:tcPr>
+            <w:tcW w:type="dxa" w:w="7360"/>
+          </w:tcPr>
+          <w:p>
+            <w:r>
+              <w:rPr>
+                <w:rFonts w:ascii="標楷體" w:cs="標楷體" w:eastAsia="標楷體" w:hAnsi="標楷體"/>
+                <w:sz w:val="20"/>
+                <w:szCs w:val="20"/>
+              </w:rPr>
+              <w:t xml:space="preserve">連詞，假設語氣，如果（如：若他人皮骨已損矣）</w:t>
             </w:r>
           </w:p>
         </w:tc>
@@ -4934,6 +5458,45 @@
       </w:r>
     </w:p>
     <w:p>
+      <w:pPr>
+        <w:spacing w:after="100"/>
+      </w:pPr>
+      <w:r>
+        <w:rPr>
+          <w:rFonts w:ascii="標楷體" w:cs="標楷體" w:eastAsia="標楷體" w:hAnsi="標楷體"/>
+          <w:sz w:val="22"/>
+          <w:szCs w:val="22"/>
+        </w:rPr>
+        <w:t xml:space="preserve">補充：文言文第一人稱代詞——予、余、吾，皆可譯為「我」。</w:t>
+      </w:r>
+    </w:p>
+    <w:p>
+      <w:pPr>
+        <w:spacing w:after="100"/>
+      </w:pPr>
+      <w:r>
+        <w:rPr>
+          <w:rFonts w:ascii="標楷體" w:cs="標楷體" w:eastAsia="標楷體" w:hAnsi="標楷體"/>
+          <w:sz w:val="22"/>
+          <w:szCs w:val="22"/>
+        </w:rPr>
+        <w:t xml:space="preserve">補充：自謙用語——愚、某、僕，皆可用來謙稱自己。</w:t>
+      </w:r>
+    </w:p>
+    <w:p>
+      <w:pPr>
+        <w:spacing w:after="100"/>
+      </w:pPr>
+      <w:r>
+        <w:rPr>
+          <w:rFonts w:ascii="標楷體" w:cs="標楷體" w:eastAsia="標楷體" w:hAnsi="標楷體"/>
+          <w:sz w:val="22"/>
+          <w:szCs w:val="22"/>
+        </w:rPr>
+        <w:t xml:space="preserve">補充：屨（ㄐㄩˋ）、屣（ㄒㄧˇ）、履（ㄌㄩˇ）三字都通「鞋」，如「輯屨」即拖著鞋子、「棄之如敝屣」即丟棄破鞋一般。</w:t>
+      </w:r>
+    </w:p>
+    <w:p>
       <w:r>
         <w:br w:type="page"/>
       </w:r>
@@ -5563,6 +6126,146 @@
           </w:p>
         </w:tc>
       </w:tr>
+      <w:tr>
+        <w:tc>
+          <w:tcPr>
+            <w:tcW w:type="dxa" w:w="1600"/>
+            <w:shd w:fill="E5F2EE" w:val="clear"/>
+          </w:tcPr>
+          <w:p>
+            <w:r>
+              <w:rPr>
+                <w:rFonts w:ascii="標楷體" w:cs="標楷體" w:eastAsia="標楷體" w:hAnsi="標楷體"/>
+                <w:b/>
+                <w:bCs/>
+                <w:sz w:val="20"/>
+                <w:szCs w:val="20"/>
+              </w:rPr>
+              <w:t xml:space="preserve">屨</w:t>
+            </w:r>
+          </w:p>
+        </w:tc>
+        <w:tc>
+          <w:tcPr>
+            <w:tcW w:type="dxa" w:w="7760"/>
+          </w:tcPr>
+          <w:p>
+            <w:r>
+              <w:rPr>
+                <w:rFonts w:ascii="標楷體" w:cs="標楷體" w:eastAsia="標楷體" w:hAnsi="標楷體"/>
+                <w:sz w:val="20"/>
+                <w:szCs w:val="20"/>
+              </w:rPr>
+              <w:t xml:space="preserve">ㄐㄩˋ　蒙袂輯屨（第70課，通「鞋」）</w:t>
+            </w:r>
+          </w:p>
+        </w:tc>
+      </w:tr>
+      <w:tr>
+        <w:tc>
+          <w:tcPr>
+            <w:tcW w:type="dxa" w:w="1600"/>
+            <w:shd w:fill="E5F2EE" w:val="clear"/>
+          </w:tcPr>
+          <w:p>
+            <w:r>
+              <w:rPr>
+                <w:rFonts w:ascii="標楷體" w:cs="標楷體" w:eastAsia="標楷體" w:hAnsi="標楷體"/>
+                <w:b/>
+                <w:bCs/>
+                <w:sz w:val="20"/>
+                <w:szCs w:val="20"/>
+              </w:rPr>
+              <w:t xml:space="preserve">屣</w:t>
+            </w:r>
+          </w:p>
+        </w:tc>
+        <w:tc>
+          <w:tcPr>
+            <w:tcW w:type="dxa" w:w="7760"/>
+          </w:tcPr>
+          <w:p>
+            <w:r>
+              <w:rPr>
+                <w:rFonts w:ascii="標楷體" w:cs="標楷體" w:eastAsia="標楷體" w:hAnsi="標楷體"/>
+                <w:sz w:val="20"/>
+                <w:szCs w:val="20"/>
+              </w:rPr>
+              <w:t xml:space="preserve">ㄒㄧˇ　棄之如敝屣（通「鞋」，補充）</w:t>
+            </w:r>
+          </w:p>
+        </w:tc>
+      </w:tr>
+      <w:tr>
+        <w:tc>
+          <w:tcPr>
+            <w:tcW w:type="dxa" w:w="1600"/>
+            <w:shd w:fill="E5F2EE" w:val="clear"/>
+          </w:tcPr>
+          <w:p>
+            <w:r>
+              <w:rPr>
+                <w:rFonts w:ascii="標楷體" w:cs="標楷體" w:eastAsia="標楷體" w:hAnsi="標楷體"/>
+                <w:b/>
+                <w:bCs/>
+                <w:sz w:val="20"/>
+                <w:szCs w:val="20"/>
+              </w:rPr>
+              <w:t xml:space="preserve">履</w:t>
+            </w:r>
+          </w:p>
+        </w:tc>
+        <w:tc>
+          <w:tcPr>
+            <w:tcW w:type="dxa" w:w="7760"/>
+          </w:tcPr>
+          <w:p>
+            <w:r>
+              <w:rPr>
+                <w:rFonts w:ascii="標楷體" w:cs="標楷體" w:eastAsia="標楷體" w:hAnsi="標楷體"/>
+                <w:sz w:val="20"/>
+                <w:szCs w:val="20"/>
+              </w:rPr>
+              <w:t xml:space="preserve">ㄌㄩˇ　如履薄冰（通「鞋」，補充）</w:t>
+            </w:r>
+          </w:p>
+        </w:tc>
+      </w:tr>
+      <w:tr>
+        <w:tc>
+          <w:tcPr>
+            <w:tcW w:type="dxa" w:w="1600"/>
+            <w:shd w:fill="E5F2EE" w:val="clear"/>
+          </w:tcPr>
+          <w:p>
+            <w:r>
+              <w:rPr>
+                <w:rFonts w:ascii="標楷體" w:cs="標楷體" w:eastAsia="標楷體" w:hAnsi="標楷體"/>
+                <w:b/>
+                <w:bCs/>
+                <w:sz w:val="20"/>
+                <w:szCs w:val="20"/>
+              </w:rPr>
+              <w:t xml:space="preserve">嗟</w:t>
+            </w:r>
+          </w:p>
+        </w:tc>
+        <w:tc>
+          <w:tcPr>
+            <w:tcW w:type="dxa" w:w="7760"/>
+          </w:tcPr>
+          <w:p>
+            <w:r>
+              <w:rPr>
+                <w:rFonts w:ascii="標楷體" w:cs="標楷體" w:eastAsia="標楷體" w:hAnsi="標楷體"/>
+                <w:sz w:val="20"/>
+                <w:szCs w:val="20"/>
+              </w:rPr>
+              <w:t xml:space="preserve">ㄐㄧㄝ　嗟來之食（第70課）</w:t>
+            </w:r>
+          </w:p>
+        </w:tc>
+      </w:tr>
     </w:tbl>
     <w:p>
       <w:r>
@@ -6412,20 +7115,20 @@
           <w:sz w:val="22"/>
           <w:szCs w:val="22"/>
         </w:rPr>
-        <w:t xml:space="preserve">4. 後人稱鄭谷為「一字之師」，是因為：</w:t>
-      </w:r>
-    </w:p>
-    <w:p>
-      <w:pPr>
-        <w:spacing w:after="100"/>
-      </w:pPr>
-      <w:r>
-        <w:rPr>
-          <w:rFonts w:ascii="標楷體" w:cs="標楷體" w:eastAsia="標楷體" w:hAnsi="標楷體"/>
-          <w:sz w:val="22"/>
-          <w:szCs w:val="22"/>
-        </w:rPr>
-        <w:t xml:space="preserve">(A) 他只會寫一個字　(B) 他一字之改，就讓詩意更精確完美　(C) 他教書一年　(D) 他寫詩速度很快</w:t>
+        <w:t xml:space="preserve">4. 林逋〈山園小梅〉「疏影橫斜水清淺，暗香浮動月黃昏」所描寫的意境是？</w:t>
+      </w:r>
+    </w:p>
+    <w:p>
+      <w:pPr>
+        <w:spacing w:after="100"/>
+      </w:pPr>
+      <w:r>
+        <w:rPr>
+          <w:rFonts w:ascii="標楷體" w:cs="標楷體" w:eastAsia="標楷體" w:hAnsi="標楷體"/>
+          <w:sz w:val="22"/>
+          <w:szCs w:val="22"/>
+        </w:rPr>
+        <w:t xml:space="preserve">(A) 梅影橫斜映水中，梅香在月色下幽幽飄散，清幽脫俗　(B) 梅花凋謝滿地，一片蕭瑟　(C) 大雪紛飛，梅花凍僵　(D) 賓客雲集賞梅，熱鬧非凡</w:t>
       </w:r>
     </w:p>
     <w:p>
@@ -6454,20 +7157,20 @@
           <w:sz w:val="22"/>
           <w:szCs w:val="22"/>
         </w:rPr>
-        <w:t xml:space="preserve">1. 遺失弓的人是誰？</w:t>
-      </w:r>
-    </w:p>
-    <w:p>
-      <w:pPr>
-        <w:spacing w:after="100"/>
-      </w:pPr>
-      <w:r>
-        <w:rPr>
-          <w:rFonts w:ascii="標楷體" w:cs="標楷體" w:eastAsia="標楷體" w:hAnsi="標楷體"/>
-          <w:sz w:val="22"/>
-          <w:szCs w:val="22"/>
-        </w:rPr>
-        <w:t xml:space="preserve">(A) 孔子　(B) 楚共王　(C) 齊王　(D) 左右侍從</w:t>
+        <w:t xml:space="preserve">1. 「楚弓楚得」這句話比喻什麼？</w:t>
+      </w:r>
+    </w:p>
+    <w:p>
+      <w:pPr>
+        <w:spacing w:after="100"/>
+      </w:pPr>
+      <w:r>
+        <w:rPr>
+          <w:rFonts w:ascii="標楷體" w:cs="標楷體" w:eastAsia="標楷體" w:hAnsi="標楷體"/>
+          <w:sz w:val="22"/>
+          <w:szCs w:val="22"/>
+        </w:rPr>
+        <w:t xml:space="preserve">(A) 東西雖然遺失，仍在自己人手中，不須計較　(B) 做事要謹慎小心，考慮周全　(C) 勇於認錯、知過能改的精神　(D) 知恩圖報，禮尚往來</w:t>
       </w:r>
     </w:p>
     <w:p>
@@ -8524,7 +9227,7 @@
                 <w:sz w:val="20"/>
                 <w:szCs w:val="20"/>
               </w:rPr>
-              <w:t xml:space="preserve">62－4．B</w:t>
+              <w:t xml:space="preserve">62－4．A</w:t>
             </w:r>
           </w:p>
         </w:tc>
@@ -8539,7 +9242,7 @@
                 <w:sz w:val="20"/>
                 <w:szCs w:val="20"/>
               </w:rPr>
-              <w:t xml:space="preserve">「自是士林以谷為一字之師」。</w:t>
+              <w:t xml:space="preserve">此句以疏淡的梅影、朦朧的月色、幽幽的暗香，寫出梅花清幽脫俗的意境，是詠梅千古名句。</w:t>
             </w:r>
           </w:p>
         </w:tc>
@@ -8576,7 +9279,7 @@
                 <w:sz w:val="20"/>
                 <w:szCs w:val="20"/>
               </w:rPr>
-              <w:t xml:space="preserve">63－1．B</w:t>
+              <w:t xml:space="preserve">63－1．A</w:t>
             </w:r>
           </w:p>
         </w:tc>
@@ -8591,7 +9294,7 @@
                 <w:sz w:val="20"/>
                 <w:szCs w:val="20"/>
               </w:rPr>
-              <w:t xml:space="preserve">「楚共王出獵而遺其弓」。</w:t>
+              <w:t xml:space="preserve">楚人遺失弓，仍是楚人撿到，比喻東西雖失卻仍在自己人手中，不必過於計較得失。</w:t>
             </w:r>
           </w:p>
         </w:tc>
